--- a/fuentes/01230000_CF01_CFA.docx
+++ b/fuentes/01230000_CF01_CFA.docx
@@ -205,7 +205,7 @@
               </wp:anchor>
             </w:drawing>
           </mc:Choice>
-          <mc:Fallback xmlns:w16sdtdh="http://schemas.microsoft.com/office/word/2020/wordml/sdtdatahash" xmlns:w16="http://schemas.microsoft.com/office/word/2018/wordml" xmlns:w16cex="http://schemas.microsoft.com/office/word/2018/wordml/cex" xmlns:oel="http://schemas.microsoft.com/office/2019/extlst">
+          <mc:Fallback xmlns:oel="http://schemas.microsoft.com/office/2019/extlst" xmlns:w16cex="http://schemas.microsoft.com/office/word/2018/wordml/cex" xmlns:w16="http://schemas.microsoft.com/office/word/2018/wordml" xmlns:w16sdtdh="http://schemas.microsoft.com/office/word/2020/wordml/sdtdatahash">
             <w:pict>
               <v:rect w14:anchorId="4C256C62" id="Rectángulo 3" o:spid="_x0000_s1026" alt="&quot;&quot;" style="position:absolute;margin-left:-55.95pt;margin-top:26.4pt;width:613.85pt;height:164.25pt;z-index:-251655168;visibility:visible;mso-wrap-style:square;mso-height-percent:0;mso-wrap-distance-left:9pt;mso-wrap-distance-top:0;mso-wrap-distance-right:9pt;mso-wrap-distance-bottom:0;mso-position-horizontal:absolute;mso-position-horizontal-relative:text;mso-position-vertical:absolute;mso-position-vertical-relative:text;mso-height-percent:0;mso-height-relative:margin;v-text-anchor:middle" o:gfxdata="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" fillcolor="#00314d" stroked="f" strokeweight="1pt"/>
             </w:pict>
@@ -526,7 +526,6 @@
           <w:docPartUnique/>
         </w:docPartObj>
       </w:sdtPr>
-      <w:sdtEndPr/>
       <w:sdtContent>
         <w:p>
           <w:pPr>
@@ -539,8 +538,6 @@
             <w:t>ontenido</w:t>
           </w:r>
         </w:p>
-        <w:bookmarkStart w:id="0" w:name="_GoBack"/>
-        <w:bookmarkEnd w:id="0"/>
         <w:p>
           <w:pPr>
             <w:pStyle w:val="TDC1"/>
@@ -2830,12 +2827,12 @@
       <w:pPr>
         <w:pStyle w:val="Titulosgenerales"/>
       </w:pPr>
-      <w:bookmarkStart w:id="1" w:name="_Toc239843850"/>
+      <w:bookmarkStart w:id="0" w:name="_Toc239843850"/>
       <w:r>
         <w:lastRenderedPageBreak/>
         <w:t>Introducción</w:t>
       </w:r>
-      <w:bookmarkEnd w:id="1"/>
+      <w:bookmarkEnd w:id="0"/>
     </w:p>
     <w:p>
       <w:r>
@@ -3050,12 +3047,12 @@
       <w:pPr>
         <w:pStyle w:val="Ttulo1"/>
       </w:pPr>
-      <w:bookmarkStart w:id="2" w:name="_Toc239843851"/>
+      <w:bookmarkStart w:id="1" w:name="_Toc239843851"/>
       <w:r>
         <w:lastRenderedPageBreak/>
         <w:t>Contexto empresarial y herramientas de análisis</w:t>
       </w:r>
-      <w:bookmarkEnd w:id="2"/>
+      <w:bookmarkEnd w:id="1"/>
     </w:p>
     <w:p>
       <w:pPr>
@@ -3261,23 +3258,35 @@
       <w:pPr>
         <w:pStyle w:val="Ttulo2"/>
       </w:pPr>
-      <w:bookmarkStart w:id="3" w:name="_Toc239843852"/>
+      <w:bookmarkStart w:id="2" w:name="_Toc239843852"/>
       <w:r>
         <w:t>Definición de entorno empresarial</w:t>
       </w:r>
-      <w:bookmarkEnd w:id="3"/>
-    </w:p>
-    <w:p>
-      <w:pPr>
-        <w:rPr>
-          <w:lang w:val="es-419" w:eastAsia="es-CO"/>
-        </w:rPr>
-      </w:pPr>
-      <w:r>
-        <w:rPr>
-          <w:lang w:val="es-419" w:eastAsia="es-CO"/>
-        </w:rPr>
-        <w:t>El concepto de entorno empresarial ocupa un lugar central en la toma de decisiones de cualquier organización, porque ninguna empresa define su rumbo sin conocer el terreno donde opera. Definirlo, sin embargo, exige precisión: no basta con hablar del entorno en abstracto, ya que su contenido cambia según el lugar donde se ubique la empresa y la actividad a la que se dedique. Por esa razón el concepto se organiza en dos dimensiones que conviene cruzar antes de iniciar cualquier diagnóstico. La primera responde a la pregunta por el territorio y la segunda, por el sector económico:</w:t>
+      <w:bookmarkEnd w:id="2"/>
+    </w:p>
+    <w:p>
+      <w:pPr>
+        <w:rPr>
+          <w:lang w:val="es-419" w:eastAsia="es-CO"/>
+        </w:rPr>
+      </w:pPr>
+      <w:r>
+        <w:rPr>
+          <w:lang w:val="es-419" w:eastAsia="es-CO"/>
+        </w:rPr>
+        <w:t>El concepto de entorno empresarial ocupa un lugar central en la toma de decisiones de cualquier organización, porque ninguna empresa define su rumbo sin conocer el terreno donde opera. Definirlo, sin embargo, exige precisión: no basta con hablar del entorno en abstracto, ya que su contenido cambia según el lugar donde se ubique la empresa y la actividad a la que se dedique. Por esa razón</w:t>
+      </w:r>
+      <w:r>
+        <w:rPr>
+          <w:lang w:val="es-419" w:eastAsia="es-CO"/>
+        </w:rPr>
+        <w:t>,</w:t>
+      </w:r>
+      <w:r>
+        <w:rPr>
+          <w:lang w:val="es-419" w:eastAsia="es-CO"/>
+        </w:rPr>
+        <w:t xml:space="preserve"> el concepto se organiza en dos dimensiones que conviene cruzar antes de iniciar cualquier diagnóstico. La primera responde a la pregunta por el territorio y la segunda, por el sector económico:</w:t>
       </w:r>
     </w:p>
     <w:p>
@@ -3347,7 +3356,19 @@
         <w:rPr>
           <w:lang w:val="es-419" w:eastAsia="es-CO"/>
         </w:rPr>
-        <w:t>Las dos dimensiones se leen juntas y no por separado. El territorio indica quién compra y con qué recursos cuenta la zona, mientras que el sector señala con quién se compite y bajo qué reglas. Al cruzarlas se obtiene la base sobre la cual se construye una definición operativa del entorno, útil para el diagnóstico.</w:t>
+        <w:t>Las dos dimensiones se leen juntas y no por separado. El territorio indica quién compra y con qué recursos cuenta la zona, mientras que el sector señala con quién se compite y bajo qué reglas. Al cruzarlas</w:t>
+      </w:r>
+      <w:r>
+        <w:rPr>
+          <w:lang w:val="es-419" w:eastAsia="es-CO"/>
+        </w:rPr>
+        <w:t>,</w:t>
+      </w:r>
+      <w:r>
+        <w:rPr>
+          <w:lang w:val="es-419" w:eastAsia="es-CO"/>
+        </w:rPr>
+        <w:t xml:space="preserve"> se obtiene la base sobre la cual se construye una definición operativa del entorno, útil para el diagnóstico.</w:t>
       </w:r>
     </w:p>
     <w:p>
@@ -3568,11 +3589,11 @@
         <w:lastRenderedPageBreak/>
         <w:t xml:space="preserve"> </w:t>
       </w:r>
-      <w:bookmarkStart w:id="4" w:name="_Toc239843853"/>
+      <w:bookmarkStart w:id="3" w:name="_Toc239843853"/>
       <w:r>
         <w:t>Entorno interno y externo</w:t>
       </w:r>
-      <w:bookmarkEnd w:id="4"/>
+      <w:bookmarkEnd w:id="3"/>
     </w:p>
     <w:p>
       <w:pPr>
@@ -4431,11 +4452,11 @@
       <w:pPr>
         <w:pStyle w:val="Ttulo2"/>
       </w:pPr>
-      <w:bookmarkStart w:id="5" w:name="_Toc239843854"/>
+      <w:bookmarkStart w:id="4" w:name="_Toc239843854"/>
       <w:r>
         <w:t>Análisis PESTEL</w:t>
       </w:r>
-      <w:bookmarkEnd w:id="5"/>
+      <w:bookmarkEnd w:id="4"/>
     </w:p>
     <w:p>
       <w:pPr>
@@ -4801,11 +4822,11 @@
       <w:pPr>
         <w:pStyle w:val="Ttulo2"/>
       </w:pPr>
-      <w:bookmarkStart w:id="6" w:name="_Toc239843855"/>
+      <w:bookmarkStart w:id="5" w:name="_Toc239843855"/>
       <w:r>
         <w:t>Cinco fuerzas del sector</w:t>
       </w:r>
-      <w:bookmarkEnd w:id="6"/>
+      <w:bookmarkEnd w:id="5"/>
     </w:p>
     <w:p>
       <w:pPr>
@@ -5063,12 +5084,12 @@
       <w:pPr>
         <w:pStyle w:val="Ttulo1"/>
       </w:pPr>
-      <w:bookmarkStart w:id="7" w:name="_Toc239843856"/>
+      <w:bookmarkStart w:id="6" w:name="_Toc239843856"/>
       <w:r>
         <w:lastRenderedPageBreak/>
         <w:t>Territorio y políticas de desarrollo</w:t>
       </w:r>
-      <w:bookmarkEnd w:id="7"/>
+      <w:bookmarkEnd w:id="6"/>
     </w:p>
     <w:p>
       <w:pPr>
@@ -5209,11 +5230,11 @@
       <w:pPr>
         <w:pStyle w:val="Ttulo2"/>
       </w:pPr>
-      <w:bookmarkStart w:id="8" w:name="_Toc239843857"/>
+      <w:bookmarkStart w:id="7" w:name="_Toc239843857"/>
       <w:r>
         <w:t>Políticas de apoyo al emprendimiento</w:t>
       </w:r>
-      <w:bookmarkEnd w:id="8"/>
+      <w:bookmarkEnd w:id="7"/>
     </w:p>
     <w:p>
       <w:pPr>
@@ -5643,12 +5664,6 @@
         </w:rPr>
         <w:t>Ese ejercicio tiene nombre propio: se denomina caracterización zonal y consiste en reunir información económica, social y productiva de una zona delimitada. Conocer su método hace posible reemplazar las afirmaciones generales sobre el mercado por datos comprobables del lugar donde se instalará la idea de negocio.</w:t>
       </w:r>
-      <w:r>
-        <w:rPr>
-          <w:lang w:val="es-419" w:eastAsia="es-CO"/>
-        </w:rPr>
-        <w:t>}</w:t>
-      </w:r>
     </w:p>
     <w:p>
       <w:pPr>
@@ -5661,11 +5676,11 @@
       <w:pPr>
         <w:pStyle w:val="Ttulo2"/>
       </w:pPr>
-      <w:bookmarkStart w:id="9" w:name="_Toc239843858"/>
+      <w:bookmarkStart w:id="8" w:name="_Toc239843858"/>
       <w:r>
         <w:t>Caracterización zonal</w:t>
       </w:r>
-      <w:bookmarkEnd w:id="9"/>
+      <w:bookmarkEnd w:id="8"/>
     </w:p>
     <w:p>
       <w:pPr>
@@ -5907,12 +5922,12 @@
       <w:pPr>
         <w:pStyle w:val="Ttulo2"/>
       </w:pPr>
-      <w:bookmarkStart w:id="10" w:name="_Toc239843859"/>
+      <w:bookmarkStart w:id="9" w:name="_Toc239843859"/>
       <w:r>
         <w:lastRenderedPageBreak/>
         <w:t>Tipología empresarial en Colombia</w:t>
       </w:r>
-      <w:bookmarkEnd w:id="10"/>
+      <w:bookmarkEnd w:id="9"/>
     </w:p>
     <w:p>
       <w:pPr>
@@ -6713,11 +6728,11 @@
       <w:pPr>
         <w:pStyle w:val="Ttulo2"/>
       </w:pPr>
-      <w:bookmarkStart w:id="11" w:name="_Toc239843860"/>
+      <w:bookmarkStart w:id="10" w:name="_Toc239843860"/>
       <w:r>
         <w:t>Proyectos de desarrollo regional</w:t>
       </w:r>
-      <w:bookmarkEnd w:id="11"/>
+      <w:bookmarkEnd w:id="10"/>
     </w:p>
     <w:p>
       <w:pPr>
@@ -7217,11 +7232,11 @@
       <w:pPr>
         <w:pStyle w:val="Ttulo2"/>
       </w:pPr>
-      <w:bookmarkStart w:id="12" w:name="_Toc239843861"/>
+      <w:bookmarkStart w:id="11" w:name="_Toc239843861"/>
       <w:r>
         <w:t>Fuentes y herramientas de consulta</w:t>
       </w:r>
-      <w:bookmarkEnd w:id="12"/>
+      <w:bookmarkEnd w:id="11"/>
     </w:p>
     <w:p>
       <w:pPr>
@@ -7682,7 +7697,19 @@
         <w:rPr>
           <w:lang w:val="es-419" w:eastAsia="es-CO"/>
         </w:rPr>
-        <w:t>No todas las fuentes ofrecen la misma garantía. Antes de incorporar un dato al diagnóstico conviene revisar de dónde proviene, cuándo se produjo y a qué territorio corresponde, porque una cifra nacional del año anterior puede conducir a una conclusión equivocada sobre un municipio concreto. Cinco criterios ayudan a valorar cualquier fuente antes de usarla:</w:t>
+        <w:t>No todas las fuentes ofrecen la misma garantía. Antes de incorporar un dato al diagnóstico</w:t>
+      </w:r>
+      <w:r>
+        <w:rPr>
+          <w:lang w:val="es-419" w:eastAsia="es-CO"/>
+        </w:rPr>
+        <w:t>,</w:t>
+      </w:r>
+      <w:r>
+        <w:rPr>
+          <w:lang w:val="es-419" w:eastAsia="es-CO"/>
+        </w:rPr>
+        <w:t xml:space="preserve"> conviene revisar de dónde proviene, cuándo se produjo y a qué territorio corresponde, porque una cifra nacional del año anterior puede conducir a una conclusión equivocada sobre un municipio concreto. Cinco criterios ayudan a valorar cualquier fuente antes de usarla:</w:t>
       </w:r>
     </w:p>
     <w:p>
@@ -7869,12 +7896,12 @@
       <w:pPr>
         <w:pStyle w:val="Ttulo1"/>
       </w:pPr>
-      <w:bookmarkStart w:id="13" w:name="_Toc239843862"/>
+      <w:bookmarkStart w:id="12" w:name="_Toc239843862"/>
       <w:r>
         <w:lastRenderedPageBreak/>
         <w:t>Diagnóstico del comportamiento empresarial</w:t>
       </w:r>
-      <w:bookmarkEnd w:id="13"/>
+      <w:bookmarkEnd w:id="12"/>
     </w:p>
     <w:p>
       <w:pPr>
@@ -8224,12 +8251,12 @@
       <w:pPr>
         <w:pStyle w:val="Ttulo2"/>
       </w:pPr>
-      <w:bookmarkStart w:id="14" w:name="_Toc239843863"/>
+      <w:bookmarkStart w:id="13" w:name="_Toc239843863"/>
       <w:r>
         <w:lastRenderedPageBreak/>
         <w:t>Cultura emprendedora</w:t>
       </w:r>
-      <w:bookmarkEnd w:id="14"/>
+      <w:bookmarkEnd w:id="13"/>
     </w:p>
     <w:p>
       <w:pPr>
@@ -8267,7 +8294,19 @@
         <w:rPr>
           <w:lang w:val="es-419" w:eastAsia="es-CO"/>
         </w:rPr>
-        <w:t>Esa competencia tampoco se reserva a quien abre un negocio. Dentro de una empresa ya constituida se traduce en proponer mejoras, detectar desperdicios y asumir la responsabilidad de un resultado. Un técnico que rediseña el flujo de trabajo de un taller y una persona que monta su propia unidad productiva ejercen la misma competencia en escenarios distintos.</w:t>
+        <w:t>Esa competencia tampoco se reserva a quien abre un negocio. Dentro de una empresa ya constituida</w:t>
+      </w:r>
+      <w:r>
+        <w:rPr>
+          <w:lang w:val="es-419" w:eastAsia="es-CO"/>
+        </w:rPr>
+        <w:t>,</w:t>
+      </w:r>
+      <w:r>
+        <w:rPr>
+          <w:lang w:val="es-419" w:eastAsia="es-CO"/>
+        </w:rPr>
+        <w:t xml:space="preserve"> se traduce en proponer mejoras, detectar desperdicios y asumir la responsabilidad de un resultado. Un técnico que rediseña el flujo de trabajo de un taller y una persona que monta su propia unidad productiva ejercen la misma competencia en escenarios distintos.</w:t>
       </w:r>
     </w:p>
     <w:p>
@@ -8369,7 +8408,67 @@
         <w:rPr>
           <w:lang w:val="es-419" w:eastAsia="es-CO"/>
         </w:rPr>
-        <w:t>Las tres dimensiones se sostienen mutuamente: sin lectura del entorno la acción se vuelve improvisación, sin tolerancia a la incertidumbre la lectura no llega a convertirse en decisión y sin disposición a actuar el análisis se queda en diagnóstico. El equilibrio entre ellas es lo que distingue una cultura emprendedora consolidada.</w:t>
+        <w:t>Las tres dimensiones se sostienen mutuamente: sin lectura del entorno</w:t>
+      </w:r>
+      <w:r>
+        <w:rPr>
+          <w:lang w:val="es-419" w:eastAsia="es-CO"/>
+        </w:rPr>
+        <w:t>,</w:t>
+      </w:r>
+      <w:r>
+        <w:rPr>
+          <w:lang w:val="es-419" w:eastAsia="es-CO"/>
+        </w:rPr>
+        <w:t xml:space="preserve"> la acción se vuelve improvisación</w:t>
+      </w:r>
+      <w:r>
+        <w:rPr>
+          <w:lang w:val="es-419" w:eastAsia="es-CO"/>
+        </w:rPr>
+        <w:t>;</w:t>
+      </w:r>
+      <w:r>
+        <w:rPr>
+          <w:lang w:val="es-419" w:eastAsia="es-CO"/>
+        </w:rPr>
+        <w:t xml:space="preserve"> sin tolerancia a la incertidumbre</w:t>
+      </w:r>
+      <w:r>
+        <w:rPr>
+          <w:lang w:val="es-419" w:eastAsia="es-CO"/>
+        </w:rPr>
+        <w:t>,</w:t>
+      </w:r>
+      <w:r>
+        <w:rPr>
+          <w:lang w:val="es-419" w:eastAsia="es-CO"/>
+        </w:rPr>
+        <w:t xml:space="preserve"> la lectura no llega a convertirse en decisión</w:t>
+      </w:r>
+      <w:r>
+        <w:rPr>
+          <w:lang w:val="es-419" w:eastAsia="es-CO"/>
+        </w:rPr>
+        <w:t>;</w:t>
+      </w:r>
+      <w:r>
+        <w:rPr>
+          <w:lang w:val="es-419" w:eastAsia="es-CO"/>
+        </w:rPr>
+        <w:t xml:space="preserve"> y sin disposición a actuar</w:t>
+      </w:r>
+      <w:r>
+        <w:rPr>
+          <w:lang w:val="es-419" w:eastAsia="es-CO"/>
+        </w:rPr>
+        <w:t>,</w:t>
+      </w:r>
+      <w:r>
+        <w:rPr>
+          <w:lang w:val="es-419" w:eastAsia="es-CO"/>
+        </w:rPr>
+        <w:t xml:space="preserve"> el análisis se queda en diagnóstico. El equilibrio entre ellas es lo que distingue una cultura emprendedora consolidada.</w:t>
       </w:r>
     </w:p>
     <w:p>
@@ -8724,11 +8823,11 @@
       <w:pPr>
         <w:pStyle w:val="Ttulo2"/>
       </w:pPr>
-      <w:bookmarkStart w:id="15" w:name="_Toc239843864"/>
+      <w:bookmarkStart w:id="14" w:name="_Toc239843864"/>
       <w:r>
         <w:t>Valores y ética empresarial</w:t>
       </w:r>
-      <w:bookmarkEnd w:id="15"/>
+      <w:bookmarkEnd w:id="14"/>
     </w:p>
     <w:p>
       <w:pPr>
@@ -8893,7 +8992,19 @@
         <w:rPr>
           <w:lang w:val="es-419" w:eastAsia="es-CO"/>
         </w:rPr>
-        <w:t>: agenda adoptada por las Naciones Unidas en 2015, con diecisiete objetivos y metas concretas al año 2030. Alinear la propuesta de valor del proyecto con uno o varios de ellos facilita el acceso a financiadores de impacto (Naciones Unidas, 2015).</w:t>
+        <w:t xml:space="preserve">: agenda adoptada por las Naciones Unidas en 2015, con diecisiete objetivos y metas concretas </w:t>
+      </w:r>
+      <w:r>
+        <w:rPr>
+          <w:lang w:val="es-419" w:eastAsia="es-CO"/>
+        </w:rPr>
+        <w:t>para e</w:t>
+      </w:r>
+      <w:r>
+        <w:rPr>
+          <w:lang w:val="es-419" w:eastAsia="es-CO"/>
+        </w:rPr>
+        <w:t>l año 2030. Alinear la propuesta de valor del proyecto con uno o varios de ellos facilita el acceso a financiadores de impacto (Naciones Unidas, 2015).</w:t>
       </w:r>
     </w:p>
     <w:p>
@@ -9251,12 +9362,12 @@
       <w:pPr>
         <w:pStyle w:val="Ttulo2"/>
       </w:pPr>
-      <w:bookmarkStart w:id="16" w:name="_Toc239843865"/>
+      <w:bookmarkStart w:id="15" w:name="_Toc239843865"/>
       <w:r>
         <w:lastRenderedPageBreak/>
         <w:t>Perfil del emprendedor colombiano</w:t>
       </w:r>
-      <w:bookmarkEnd w:id="16"/>
+      <w:bookmarkEnd w:id="15"/>
     </w:p>
     <w:p>
       <w:pPr>
@@ -9527,11 +9638,11 @@
       <w:pPr>
         <w:pStyle w:val="Ttulo2"/>
       </w:pPr>
-      <w:bookmarkStart w:id="17" w:name="_Toc239843866"/>
+      <w:bookmarkStart w:id="16" w:name="_Toc239843866"/>
       <w:r>
         <w:t>Técnicas y protocolos de diagnóstico</w:t>
       </w:r>
-      <w:bookmarkEnd w:id="17"/>
+      <w:bookmarkEnd w:id="16"/>
     </w:p>
     <w:p>
       <w:pPr>
@@ -10002,12 +10113,12 @@
       <w:pPr>
         <w:pStyle w:val="Ttulo1"/>
       </w:pPr>
-      <w:bookmarkStart w:id="18" w:name="_Toc239843867"/>
+      <w:bookmarkStart w:id="17" w:name="_Toc239843867"/>
       <w:r>
         <w:lastRenderedPageBreak/>
         <w:t>Idea de negocio y su impacto</w:t>
       </w:r>
-      <w:bookmarkEnd w:id="18"/>
+      <w:bookmarkEnd w:id="17"/>
     </w:p>
     <w:p>
       <w:pPr>
@@ -10265,23 +10376,35 @@
       <w:pPr>
         <w:pStyle w:val="Ttulo2"/>
       </w:pPr>
-      <w:bookmarkStart w:id="19" w:name="_Toc239843868"/>
+      <w:bookmarkStart w:id="18" w:name="_Toc239843868"/>
       <w:r>
         <w:t>Impacto social</w:t>
       </w:r>
-      <w:bookmarkEnd w:id="19"/>
-    </w:p>
-    <w:p>
-      <w:pPr>
-        <w:rPr>
-          <w:lang w:val="es-419" w:eastAsia="es-CO"/>
-        </w:rPr>
-      </w:pPr>
-      <w:r>
-        <w:rPr>
-          <w:lang w:val="es-419" w:eastAsia="es-CO"/>
-        </w:rPr>
-        <w:t>En Colombia, buena parte de los territorios convive con necesidades que ningún actor atiende por completo. Un negocio que se instala allí ocupa un lugar en esa trama y, según cómo opere, contribuye a resolver una carencia o la deja intacta. Por esa razón el impacto social no es un añadido del proyecto, sino una consecuencia de su presencia en el lugar.</w:t>
+      <w:bookmarkEnd w:id="18"/>
+    </w:p>
+    <w:p>
+      <w:pPr>
+        <w:rPr>
+          <w:lang w:val="es-419" w:eastAsia="es-CO"/>
+        </w:rPr>
+      </w:pPr>
+      <w:r>
+        <w:rPr>
+          <w:lang w:val="es-419" w:eastAsia="es-CO"/>
+        </w:rPr>
+        <w:t>En Colombia, buena parte de los territorios convive con necesidades que ningún actor atiende por completo. Un negocio que se instala allí ocupa un lugar en esa trama y, según cómo opere, contribuye a resolver una carencia o la deja intacta. Por esa razón</w:t>
+      </w:r>
+      <w:r>
+        <w:rPr>
+          <w:lang w:val="es-419" w:eastAsia="es-CO"/>
+        </w:rPr>
+        <w:t>,</w:t>
+      </w:r>
+      <w:r>
+        <w:rPr>
+          <w:lang w:val="es-419" w:eastAsia="es-CO"/>
+        </w:rPr>
+        <w:t xml:space="preserve"> el impacto social no es un añadido del proyecto, sino una consecuencia de su presencia en el lugar.</w:t>
       </w:r>
     </w:p>
     <w:p>
@@ -10653,11 +10776,11 @@
         <w:lastRenderedPageBreak/>
         <w:t xml:space="preserve"> </w:t>
       </w:r>
-      <w:bookmarkStart w:id="20" w:name="_Toc239843869"/>
+      <w:bookmarkStart w:id="19" w:name="_Toc239843869"/>
       <w:r>
         <w:t>Impacto productivo y económico</w:t>
       </w:r>
-      <w:bookmarkEnd w:id="20"/>
+      <w:bookmarkEnd w:id="19"/>
     </w:p>
     <w:p>
       <w:pPr>
@@ -11021,24 +11144,36 @@
       <w:pPr>
         <w:pStyle w:val="Ttulo2"/>
       </w:pPr>
-      <w:bookmarkStart w:id="21" w:name="_Toc239843870"/>
+      <w:bookmarkStart w:id="20" w:name="_Toc239843870"/>
       <w:r>
         <w:lastRenderedPageBreak/>
         <w:t>Normas y protocolos de investigación</w:t>
       </w:r>
-      <w:bookmarkEnd w:id="21"/>
-    </w:p>
-    <w:p>
-      <w:pPr>
-        <w:rPr>
-          <w:lang w:val="es-419" w:eastAsia="es-CO"/>
-        </w:rPr>
-      </w:pPr>
-      <w:r>
-        <w:rPr>
-          <w:lang w:val="es-419" w:eastAsia="es-CO"/>
-        </w:rPr>
-        <w:t>Trabajar con normas significa, en la práctica, hacer las cosas de manera que otra persona pueda repetirlas y llegar al mismo resultado. En la estimación de impacto eso exige declarar cómo se llegó a cada cifra. Un número sin explicación obliga al lector a creer, mientras que un número acompañado de su método abre la puerta a discutirlo, corregirlo y actualizarlo cuando el proyecto avance.</w:t>
+      <w:bookmarkEnd w:id="20"/>
+    </w:p>
+    <w:p>
+      <w:pPr>
+        <w:rPr>
+          <w:lang w:val="es-419" w:eastAsia="es-CO"/>
+        </w:rPr>
+      </w:pPr>
+      <w:r>
+        <w:rPr>
+          <w:lang w:val="es-419" w:eastAsia="es-CO"/>
+        </w:rPr>
+        <w:t>Trabajar con normas significa, en la práctica, hacer las cosas de manera que otra persona pueda repetirlas y llegar al mismo resultado. En la estimación de impacto</w:t>
+      </w:r>
+      <w:r>
+        <w:rPr>
+          <w:lang w:val="es-419" w:eastAsia="es-CO"/>
+        </w:rPr>
+        <w:t>,</w:t>
+      </w:r>
+      <w:r>
+        <w:rPr>
+          <w:lang w:val="es-419" w:eastAsia="es-CO"/>
+        </w:rPr>
+        <w:t xml:space="preserve"> eso exige declarar cómo se llegó a cada cifra. Un número sin explicación obliga al lector a creer, mientras que un número acompañado de su método abre la puerta a discutirlo, corregirlo y actualizarlo cuando el proyecto avance.</w:t>
       </w:r>
     </w:p>
     <w:p>
@@ -11598,11 +11733,11 @@
       <w:pPr>
         <w:pStyle w:val="Ttulo2"/>
       </w:pPr>
-      <w:bookmarkStart w:id="22" w:name="_Toc239843871"/>
+      <w:bookmarkStart w:id="21" w:name="_Toc239843871"/>
       <w:r>
         <w:t>Indicadores de impacto y ODS</w:t>
       </w:r>
-      <w:bookmarkEnd w:id="22"/>
+      <w:bookmarkEnd w:id="21"/>
     </w:p>
     <w:p>
       <w:pPr>
@@ -12506,7 +12641,31 @@
         <w:rPr>
           <w:lang w:val="es-419" w:eastAsia="es-CO"/>
         </w:rPr>
-        <w:t>Un indicador que incumple alguna de estas condiciones no permite tomar decisiones: si no es medible no puede compararse, y si no está acotado en el tiempo no revela si el proyecto avanza o se ha estancado. Este es el estándar que aplican el Fondo Emprender y la mayoría de los fondos de inversión social para evaluar la calidad del seguimiento de un proyecto.</w:t>
+        <w:t>Un indicador que incumple alguna de estas condiciones no permite tomar decisiones: si no es medible</w:t>
+      </w:r>
+      <w:r>
+        <w:rPr>
+          <w:lang w:val="es-419" w:eastAsia="es-CO"/>
+        </w:rPr>
+        <w:t>,</w:t>
+      </w:r>
+      <w:r>
+        <w:rPr>
+          <w:lang w:val="es-419" w:eastAsia="es-CO"/>
+        </w:rPr>
+        <w:t xml:space="preserve"> no puede compararse, y si no está acotado en el tiempo</w:t>
+      </w:r>
+      <w:r>
+        <w:rPr>
+          <w:lang w:val="es-419" w:eastAsia="es-CO"/>
+        </w:rPr>
+        <w:t>,</w:t>
+      </w:r>
+      <w:r>
+        <w:rPr>
+          <w:lang w:val="es-419" w:eastAsia="es-CO"/>
+        </w:rPr>
+        <w:t xml:space="preserve"> no revela si el proyecto avanza o se ha estancado. Este es el estándar que aplican el Fondo Emprender y la mayoría de los fondos de inversión social para evaluar la calidad del seguimiento de un proyecto.</w:t>
       </w:r>
     </w:p>
     <w:p>
@@ -13097,11 +13256,54 @@
       <w:pPr>
         <w:pStyle w:val="Ttulo1"/>
       </w:pPr>
-      <w:bookmarkStart w:id="23" w:name="_Toc239843872"/>
+      <w:bookmarkStart w:id="22" w:name="_Toc239843872"/>
       <w:r>
         <w:lastRenderedPageBreak/>
         <w:t>Casos de diagnóstico en Colombia</w:t>
       </w:r>
+      <w:bookmarkEnd w:id="22"/>
+    </w:p>
+    <w:p>
+      <w:pPr>
+        <w:rPr>
+          <w:lang w:val="es-419" w:eastAsia="es-CO"/>
+        </w:rPr>
+      </w:pPr>
+      <w:r>
+        <w:rPr>
+          <w:lang w:val="es-419" w:eastAsia="es-CO"/>
+        </w:rPr>
+        <w:t>Los cuatro casos que se presentan a continuación ilustran situaciones del contexto colombiano en las que el diagnóstico del entorno y la identificación del impacto de una idea de negocio se aplican con método. Cada uno ejercita el conjunto de saberes desarrollados en los ejes anteriores: el reconocimiento del entorno, la lectura de las políticas de desarrollo, la caracterización zonal, el diagnóstico del comportamiento empresarial y la valoración del impacto social y productivo.</w:t>
+      </w:r>
+    </w:p>
+    <w:p>
+      <w:pPr>
+        <w:rPr>
+          <w:lang w:val="es-419" w:eastAsia="es-CO"/>
+        </w:rPr>
+      </w:pPr>
+      <w:r>
+        <w:rPr>
+          <w:lang w:val="es-419" w:eastAsia="es-CO"/>
+        </w:rPr>
+        <w:t>Conviene analizarlos siguiendo la secuencia del protocolo de diagnóstico y verificando en cada paso que las conclusiones se sostengan en la información disponible. Los casos no corresponden a empresas existentes, aunque reproducen situaciones frecuentes en distintas regiones del país. Los nombres y las cifras se emplean con fines didácticos.</w:t>
+      </w:r>
+    </w:p>
+    <w:p>
+      <w:pPr>
+        <w:rPr>
+          <w:lang w:val="es-419" w:eastAsia="es-CO"/>
+        </w:rPr>
+      </w:pPr>
+    </w:p>
+    <w:p>
+      <w:pPr>
+        <w:pStyle w:val="Ttulo2"/>
+      </w:pPr>
+      <w:bookmarkStart w:id="23" w:name="_Toc239843873"/>
+      <w:r>
+        <w:t>Cacao con valor agregado</w:t>
+      </w:r>
       <w:bookmarkEnd w:id="23"/>
     </w:p>
     <w:p>
@@ -13114,49 +13316,6 @@
         <w:rPr>
           <w:lang w:val="es-419" w:eastAsia="es-CO"/>
         </w:rPr>
-        <w:t>Los cuatro casos que se presentan a continuación ilustran situaciones del contexto colombiano en las que el diagnóstico del entorno y la identificación del impacto de una idea de negocio se aplican con método. Cada uno ejercita el conjunto de saberes desarrollados en los ejes anteriores: el reconocimiento del entorno, la lectura de las políticas de desarrollo, la caracterización zonal, el diagnóstico del comportamiento empresarial y la valoración del impacto social y productivo.</w:t>
-      </w:r>
-    </w:p>
-    <w:p>
-      <w:pPr>
-        <w:rPr>
-          <w:lang w:val="es-419" w:eastAsia="es-CO"/>
-        </w:rPr>
-      </w:pPr>
-      <w:r>
-        <w:rPr>
-          <w:lang w:val="es-419" w:eastAsia="es-CO"/>
-        </w:rPr>
-        <w:t>Conviene analizarlos siguiendo la secuencia del protocolo de diagnóstico y verificando en cada paso que las conclusiones se sostengan en la información disponible. Los casos no corresponden a empresas existentes, aunque reproducen situaciones frecuentes en distintas regiones del país. Los nombres y las cifras se emplean con fines didácticos.</w:t>
-      </w:r>
-    </w:p>
-    <w:p>
-      <w:pPr>
-        <w:rPr>
-          <w:lang w:val="es-419" w:eastAsia="es-CO"/>
-        </w:rPr>
-      </w:pPr>
-    </w:p>
-    <w:p>
-      <w:pPr>
-        <w:pStyle w:val="Ttulo2"/>
-      </w:pPr>
-      <w:bookmarkStart w:id="24" w:name="_Toc239843873"/>
-      <w:r>
-        <w:t>Cacao con valor agregado</w:t>
-      </w:r>
-      <w:bookmarkEnd w:id="24"/>
-    </w:p>
-    <w:p>
-      <w:pPr>
-        <w:rPr>
-          <w:lang w:val="es-419" w:eastAsia="es-CO"/>
-        </w:rPr>
-      </w:pPr>
-      <w:r>
-        <w:rPr>
-          <w:lang w:val="es-419" w:eastAsia="es-CO"/>
-        </w:rPr>
         <w:t>Luz Marina Rodríguez vive en una vereda del municipio de El Espinal, en el Tolima. Su familia cultiva cacao desde hace tres generaciones en una finca de ocho hectáreas, pero siempre ha vendido el grano seco a intermediarios que lo trasladan a otras ciudades sin ningún proceso de transformación local. Luz Marina quiere crear una microempresa que procese el cacao en la zona, elabore chocolate artesanal de origen y venda de manera directa a través de redes sociales y mercados regionales.</w:t>
       </w:r>
     </w:p>
@@ -13177,7 +13336,43 @@
           <w:lang w:val="es-419" w:eastAsia="es-CO"/>
         </w:rPr>
         <w:lastRenderedPageBreak/>
-        <w:t>cultivadores. En el factor económico verifica el crecimiento sostenido de la demanda de chocolate de origen en el país. En el factor social identifica un interés creciente de los consumidores urbanos por productos locales con trazabilidad. En el factor tecnológico confirma que las redes sociales permiten a una empresa rural llegar directamente al consumidor urbano.</w:t>
+        <w:t>cultivadores. En el factor económico</w:t>
+      </w:r>
+      <w:r>
+        <w:rPr>
+          <w:lang w:val="es-419" w:eastAsia="es-CO"/>
+        </w:rPr>
+        <w:t>,</w:t>
+      </w:r>
+      <w:r>
+        <w:rPr>
+          <w:lang w:val="es-419" w:eastAsia="es-CO"/>
+        </w:rPr>
+        <w:t xml:space="preserve"> verifica el crecimiento sostenido de la demanda de chocolate de origen en el país. En el factor social</w:t>
+      </w:r>
+      <w:r>
+        <w:rPr>
+          <w:lang w:val="es-419" w:eastAsia="es-CO"/>
+        </w:rPr>
+        <w:t>,</w:t>
+      </w:r>
+      <w:r>
+        <w:rPr>
+          <w:lang w:val="es-419" w:eastAsia="es-CO"/>
+        </w:rPr>
+        <w:t xml:space="preserve"> identifica un interés creciente de los consumidores urbanos por productos locales con trazabilidad. En el factor tecnológico</w:t>
+      </w:r>
+      <w:r>
+        <w:rPr>
+          <w:lang w:val="es-419" w:eastAsia="es-CO"/>
+        </w:rPr>
+        <w:t>,</w:t>
+      </w:r>
+      <w:r>
+        <w:rPr>
+          <w:lang w:val="es-419" w:eastAsia="es-CO"/>
+        </w:rPr>
+        <w:t xml:space="preserve"> confirma que las redes sociales permiten a una empresa rural llegar directamente al consumidor urbano.</w:t>
       </w:r>
     </w:p>
     <w:p>
@@ -13302,12 +13497,12 @@
       <w:pPr>
         <w:pStyle w:val="Ttulo2"/>
       </w:pPr>
-      <w:bookmarkStart w:id="25" w:name="_Toc239843874"/>
+      <w:bookmarkStart w:id="24" w:name="_Toc239843874"/>
       <w:r>
         <w:lastRenderedPageBreak/>
         <w:t>Servicios digitales para micronegocios</w:t>
       </w:r>
-      <w:bookmarkEnd w:id="25"/>
+      <w:bookmarkEnd w:id="24"/>
     </w:p>
     <w:p>
       <w:pPr>
@@ -13345,7 +13540,31 @@
         <w:rPr>
           <w:lang w:val="es-419" w:eastAsia="es-CO"/>
         </w:rPr>
-        <w:t>El impacto productivo del proyecto se manifiesta en la modernización del tejido empresarial local. Al digitalizar a sus clientes, la empresa no solo genera valor para ellos: amplía su visibilidad ante consumidores de otras ciudades, expande su mercado potencial y reduce su dependencia de la clientela del barrio. Ese efecto de desbordamiento constituye un indicador de impacto territorial que resulta especialmente atractivo para instrumentos de fomento y para alianzas con la cámara de comercio local.</w:t>
+        <w:t xml:space="preserve">El impacto productivo del proyecto se manifiesta en la modernización del tejido empresarial local. Al digitalizar a sus clientes, la empresa no solo genera valor para ellos: amplía su visibilidad ante consumidores de otras ciudades, expande su mercado potencial y reduce su dependencia de la clientela del barrio. Ese efecto de desbordamiento constituye un indicador de impacto territorial que resulta especialmente atractivo para instrumentos de fomento y para alianzas con la </w:t>
+      </w:r>
+      <w:r>
+        <w:rPr>
+          <w:lang w:val="es-419" w:eastAsia="es-CO"/>
+        </w:rPr>
+        <w:t>C</w:t>
+      </w:r>
+      <w:r>
+        <w:rPr>
+          <w:lang w:val="es-419" w:eastAsia="es-CO"/>
+        </w:rPr>
+        <w:t xml:space="preserve">ámara de </w:t>
+      </w:r>
+      <w:r>
+        <w:rPr>
+          <w:lang w:val="es-419" w:eastAsia="es-CO"/>
+        </w:rPr>
+        <w:t>C</w:t>
+      </w:r>
+      <w:r>
+        <w:rPr>
+          <w:lang w:val="es-419" w:eastAsia="es-CO"/>
+        </w:rPr>
+        <w:t>omercio local.</w:t>
       </w:r>
     </w:p>
     <w:p>
@@ -13359,12 +13578,12 @@
       <w:pPr>
         <w:pStyle w:val="Ttulo2"/>
       </w:pPr>
-      <w:bookmarkStart w:id="26" w:name="_Toc239843875"/>
+      <w:bookmarkStart w:id="25" w:name="_Toc239843875"/>
       <w:r>
         <w:lastRenderedPageBreak/>
         <w:t>Cooperativa de economía solidaria</w:t>
       </w:r>
-      <w:bookmarkEnd w:id="26"/>
+      <w:bookmarkEnd w:id="25"/>
     </w:p>
     <w:p>
       <w:pPr>
@@ -13523,36 +13742,50 @@
       <w:pPr>
         <w:pStyle w:val="Ttulo2"/>
       </w:pPr>
-      <w:bookmarkStart w:id="27" w:name="_Toc239843876"/>
+      <w:bookmarkStart w:id="26" w:name="_Toc239843876"/>
       <w:r>
         <w:t>Turismo cultural en el Magdalena</w:t>
       </w:r>
+      <w:bookmarkEnd w:id="26"/>
+    </w:p>
+    <w:p>
+      <w:pPr>
+        <w:rPr>
+          <w:lang w:val="es-419" w:eastAsia="es-CO"/>
+        </w:rPr>
+      </w:pPr>
+      <w:r>
+        <w:rPr>
+          <w:lang w:val="es-419" w:eastAsia="es-CO"/>
+        </w:rPr>
+        <w:t>El municipio de El Banco, en el Magdalena, se levanta en el punto donde el río Cesar desemboca en el Magdalena y conserva la memoria del comercio fluvial que durante décadas movió la economía del país. Es reconocido como cuna de la cumbia, celebra cada año un festival nacional dedicado a ese ritmo y mantiene viva una tradición musical que identifica a toda la región. Su oferta turística formal, sin embargo, es limitada: pocos alojamientos de calidad, gastronomía local poco desarrollada y ausencia de experiencias estructuradas de turismo cultural y de naturaleza.</w:t>
+      </w:r>
+    </w:p>
+    <w:p>
+      <w:pPr>
+        <w:rPr>
+          <w:lang w:val="es-419" w:eastAsia="es-CO"/>
+        </w:rPr>
+      </w:pPr>
+      <w:r>
+        <w:rPr>
+          <w:lang w:val="es-419" w:eastAsia="es-CO"/>
+        </w:rPr>
+        <w:t>Juan Carlos Morales, aprendiz de un centro de formación del departamento, decide diagnosticar el potencial de una empresa de turismo vivencial. En el macroentorno</w:t>
+      </w:r>
+      <w:r>
+        <w:rPr>
+          <w:lang w:val="es-419" w:eastAsia="es-CO"/>
+        </w:rPr>
+        <w:t>,</w:t>
+      </w:r>
+      <w:bookmarkStart w:id="27" w:name="_GoBack"/>
       <w:bookmarkEnd w:id="27"/>
-    </w:p>
-    <w:p>
-      <w:pPr>
-        <w:rPr>
-          <w:lang w:val="es-419" w:eastAsia="es-CO"/>
-        </w:rPr>
-      </w:pPr>
-      <w:r>
-        <w:rPr>
-          <w:lang w:val="es-419" w:eastAsia="es-CO"/>
-        </w:rPr>
-        <w:t>El municipio de El Banco, en el Magdalena, se levanta en el punto donde el río Cesar desemboca en el Magdalena y conserva la memoria del comercio fluvial que durante décadas movió la economía del país. Es reconocido como cuna de la cumbia, celebra cada año un festival nacional dedicado a ese ritmo y mantiene viva una tradición musical que identifica a toda la región. Su oferta turística formal, sin embargo, es limitada: pocos alojamientos de calidad, gastronomía local poco desarrollada y ausencia de experiencias estructuradas de turismo cultural y de naturaleza.</w:t>
-      </w:r>
-    </w:p>
-    <w:p>
-      <w:pPr>
-        <w:rPr>
-          <w:lang w:val="es-419" w:eastAsia="es-CO"/>
-        </w:rPr>
-      </w:pPr>
-      <w:r>
-        <w:rPr>
-          <w:lang w:val="es-419" w:eastAsia="es-CO"/>
-        </w:rPr>
-        <w:t>Juan Carlos Morales, aprendiz de un centro de formación del departamento, decide diagnosticar el potencial de una empresa de turismo vivencial. En el macroentorno identifica como favorable la política nacional que prioriza el turismo de naturaleza y cultura, el crecimiento del turismo interno, la preferencia creciente de los viajeros urbanos por experiencias auténticas y los proyectos de recuperación de la navegabilidad del río. Entre los riesgos registra la estacionalidad de la demanda, concentrada en las fechas del festival, y el estado de las vías de acceso al municipio.</w:t>
+      <w:r>
+        <w:rPr>
+          <w:lang w:val="es-419" w:eastAsia="es-CO"/>
+        </w:rPr>
+        <w:t xml:space="preserve"> identifica como favorable la política nacional que prioriza el turismo de naturaleza y cultura, el crecimiento del turismo interno, la preferencia creciente de los viajeros urbanos por experiencias auténticas y los proyectos de recuperación de la navegabilidad del río. Entre los riesgos registra la estacionalidad de la demanda, concentrada en las fechas del festival, y el estado de las vías de acceso al municipio.</w:t>
       </w:r>
     </w:p>
     <w:p>
@@ -15021,7 +15254,6 @@
         <w:docPartUnique/>
       </w:docPartObj>
     </w:sdtPr>
-    <w:sdtEndPr/>
     <w:sdtContent>
       <w:p>
         <w:pPr>
@@ -21806,6 +22038,15 @@
 </file>
 
 <file path=customXml/item2.xml><?xml version="1.0" encoding="utf-8"?>
+<?mso-contentType ?>
+<FormTemplates xmlns="http://schemas.microsoft.com/sharepoint/v3/contenttype/forms">
+  <Display>DocumentLibraryForm</Display>
+  <Edit>DocumentLibraryForm</Edit>
+  <New>DocumentLibraryForm</New>
+</FormTemplates>
+</file>
+
+<file path=customXml/item3.xml><?xml version="1.0" encoding="utf-8"?>
 <ct:contentTypeSchema xmlns:ct="http://schemas.microsoft.com/office/2006/metadata/contentType" xmlns:ma="http://schemas.microsoft.com/office/2006/metadata/properties/metaAttributes" ct:_="" ma:_="" ma:contentTypeName="Documento" ma:contentTypeID="0x0101006A81D6BD42E8DF4C91013959704817E1" ma:contentTypeVersion="15" ma:contentTypeDescription="Crear nuevo documento." ma:contentTypeScope="" ma:versionID="bf4f72ffd194f0963ff564daca6869f7">
   <xsd:schema xmlns:xsd="http://www.w3.org/2001/XMLSchema" xmlns:xs="http://www.w3.org/2001/XMLSchema" xmlns:p="http://schemas.microsoft.com/office/2006/metadata/properties" xmlns:ns2="13c90a0b-73bc-4dc0-be5f-28d77b615beb" xmlns:ns3="13c93bba-48ce-428c-bfe5-88b42c19b028" targetNamespace="http://schemas.microsoft.com/office/2006/metadata/properties" ma:root="true" ma:fieldsID="8718d6f4873a5b1392a45044efa78385" ns2:_="" ns3:_="">
     <xsd:import namespace="13c90a0b-73bc-4dc0-be5f-28d77b615beb"/>
@@ -22040,15 +22281,6 @@
 </ct:contentTypeSchema>
 </file>
 
-<file path=customXml/item3.xml><?xml version="1.0" encoding="utf-8"?>
-<?mso-contentType ?>
-<FormTemplates xmlns="http://schemas.microsoft.com/sharepoint/v3/contenttype/forms">
-  <Display>DocumentLibraryForm</Display>
-  <Edit>DocumentLibraryForm</Edit>
-  <New>DocumentLibraryForm</New>
-</FormTemplates>
-</file>
-
 <file path=customXml/item4.xml><?xml version="1.0" encoding="utf-8"?>
 <b:Sources xmlns:b="http://schemas.openxmlformats.org/officeDocument/2006/bibliography" xmlns="http://schemas.openxmlformats.org/officeDocument/2006/bibliography" SelectedStyle="\APASixthEditionOfficeOnline.xsl" StyleName="APA" Version="6"/>
 </file>
@@ -22065,6 +22297,14 @@
 </file>
 
 <file path=customXml/itemProps2.xml><?xml version="1.0" encoding="utf-8"?>
+<ds:datastoreItem xmlns:ds="http://schemas.openxmlformats.org/officeDocument/2006/customXml" ds:itemID="{10663269-2064-4804-8290-36D4A57F5557}">
+  <ds:schemaRefs>
+    <ds:schemaRef ds:uri="http://schemas.microsoft.com/sharepoint/v3/contenttype/forms"/>
+  </ds:schemaRefs>
+</ds:datastoreItem>
+</file>
+
+<file path=customXml/itemProps3.xml><?xml version="1.0" encoding="utf-8"?>
 <ds:datastoreItem xmlns:ds="http://schemas.openxmlformats.org/officeDocument/2006/customXml" ds:itemID="{59065960-E0CA-4804-83B5-320CBCDCC160}">
   <ds:schemaRefs>
     <ds:schemaRef ds:uri="http://schemas.microsoft.com/office/2006/metadata/contentType"/>
@@ -22083,16 +22323,8 @@
 </ds:datastoreItem>
 </file>
 
-<file path=customXml/itemProps3.xml><?xml version="1.0" encoding="utf-8"?>
-<ds:datastoreItem xmlns:ds="http://schemas.openxmlformats.org/officeDocument/2006/customXml" ds:itemID="{10663269-2064-4804-8290-36D4A57F5557}">
-  <ds:schemaRefs>
-    <ds:schemaRef ds:uri="http://schemas.microsoft.com/sharepoint/v3/contenttype/forms"/>
-  </ds:schemaRefs>
-</ds:datastoreItem>
-</file>
-
 <file path=customXml/itemProps4.xml><?xml version="1.0" encoding="utf-8"?>
-<ds:datastoreItem xmlns:ds="http://schemas.openxmlformats.org/officeDocument/2006/customXml" ds:itemID="{A25DC59A-DA64-4414-A488-C34908D3E9EF}">
+<ds:datastoreItem xmlns:ds="http://schemas.openxmlformats.org/officeDocument/2006/customXml" ds:itemID="{4B1D9237-C902-4DAD-A98E-3F37B94E6B4A}">
   <ds:schemaRefs>
     <ds:schemaRef ds:uri="http://schemas.openxmlformats.org/officeDocument/2006/bibliography"/>
   </ds:schemaRefs>
